--- a/worlds/ondina-vasquell/phase-3-build-task-artifacts/task-files/payer_concurrent_review_request_05252026.docx
+++ b/worlds/ondina-vasquell/phase-3-build-task-artifacts/task-files/payer_concurrent_review_request_05252026.docx
@@ -7,8 +7,9 @@
         <w:rPr>
           <w:rFonts w:ascii="Arial" w:hAnsi="Arial"/>
           <w:b/>
-          <w:color w:val="000000"/>
-          <w:sz w:val="24"/>
+          <w:i w:val="0"/>
+          <w:color w:val="1F3864"/>
+          <w:sz w:val="28"/>
         </w:rPr>
         <w:t>MERIDIAN ADVANTAGE HEALTH PLAN - CONCURRENT REVIEW REQUEST</w:t>
       </w:r>
@@ -17,24 +18,27 @@
       <w:r>
         <w:rPr>
           <w:rFonts w:ascii="Arial" w:hAnsi="Arial"/>
-          <w:color w:val="595959"/>
-          <w:sz w:val="17"/>
+          <w:b w:val="0"/>
+          <w:i w:val="0"/>
+          <w:color w:val="5E6670"/>
+          <w:sz w:val="16"/>
         </w:rPr>
         <w:t>Utilization Management | Date: 05/25/2026 | Status: Continued-stay review | RE: Ondina Vasquell | MRN OV-3358104 | CSN-308852140</w:t>
       </w:r>
     </w:p>
-    <w:p/>
     <w:p>
       <w:pPr>
+        <w:spacing w:before="180" w:after="60"/>
         <w:pBdr>
-          <w:bottom w:val="single" w:sz="4" w:space="1" w:color="BFBFBF"/>
+          <w:bottom w:val="single" w:sz="6" w:color="C9D4EA" w:space="2"/>
         </w:pBdr>
       </w:pPr>
       <w:r>
         <w:rPr>
           <w:rFonts w:ascii="Arial" w:hAnsi="Arial"/>
           <w:b/>
-          <w:color w:val="000000"/>
+          <w:i w:val="0"/>
+          <w:color w:val="4472C4"/>
           <w:sz w:val="20"/>
         </w:rPr>
         <w:t>REQUEST</w:t>
@@ -44,7 +48,9 @@
       <w:r>
         <w:rPr>
           <w:rFonts w:ascii="Arial" w:hAnsi="Arial"/>
-          <w:color w:val="000000"/>
+          <w:b w:val="0"/>
+          <w:i w:val="0"/>
+          <w:color w:val="232830"/>
           <w:sz w:val="19"/>
         </w:rPr>
         <w:t>This is a concurrent review of the continued inpatient stay. The member has shown clinical improvement. Please submit clinical justification for continued inpatient level of care, or indicate readiness for a lower level of care.</w:t>
@@ -52,15 +58,17 @@
     </w:p>
     <w:p>
       <w:pPr>
+        <w:spacing w:before="180" w:after="60"/>
         <w:pBdr>
-          <w:bottom w:val="single" w:sz="4" w:space="1" w:color="BFBFBF"/>
+          <w:bottom w:val="single" w:sz="6" w:color="C9D4EA" w:space="2"/>
         </w:pBdr>
       </w:pPr>
       <w:r>
         <w:rPr>
           <w:rFonts w:ascii="Arial" w:hAnsi="Arial"/>
           <w:b/>
-          <w:color w:val="000000"/>
+          <w:i w:val="0"/>
+          <w:color w:val="4472C4"/>
           <w:sz w:val="20"/>
         </w:rPr>
         <w:t>INFORMATION REQUESTED</w:t>
@@ -69,11 +77,14 @@
     <w:p>
       <w:pPr>
         <w:pStyle w:val="ListBullet"/>
+        <w:spacing w:after="30"/>
       </w:pPr>
       <w:r>
         <w:rPr>
           <w:rFonts w:ascii="Arial" w:hAnsi="Arial"/>
-          <w:color w:val="000000"/>
+          <w:b w:val="0"/>
+          <w:i w:val="0"/>
+          <w:color w:val="232830"/>
           <w:sz w:val="19"/>
         </w:rPr>
         <w:t>Current clinical status and active treatments requiring inpatient care</w:t>
@@ -82,11 +93,14 @@
     <w:p>
       <w:pPr>
         <w:pStyle w:val="ListBullet"/>
+        <w:spacing w:after="30"/>
       </w:pPr>
       <w:r>
         <w:rPr>
           <w:rFonts w:ascii="Arial" w:hAnsi="Arial"/>
-          <w:color w:val="000000"/>
+          <w:b w:val="0"/>
+          <w:i w:val="0"/>
+          <w:color w:val="232830"/>
           <w:sz w:val="19"/>
         </w:rPr>
         <w:t>Skilled needs that cannot be provided at a lower level of care</w:t>
@@ -95,24 +109,33 @@
     <w:p>
       <w:pPr>
         <w:pStyle w:val="ListBullet"/>
+        <w:spacing w:after="30"/>
       </w:pPr>
       <w:r>
         <w:rPr>
           <w:rFonts w:ascii="Arial" w:hAnsi="Arial"/>
-          <w:color w:val="000000"/>
+          <w:b w:val="0"/>
+          <w:i w:val="0"/>
+          <w:color w:val="232830"/>
           <w:sz w:val="19"/>
         </w:rPr>
         <w:t>Anticipated discharge plan and barriers</w:t>
       </w:r>
     </w:p>
-    <w:p/>
     <w:p>
+      <w:pPr>
+        <w:spacing w:before="200"/>
+        <w:pBdr>
+          <w:top w:val="single" w:sz="4" w:color="C9D4EA" w:space="4"/>
+        </w:pBdr>
+      </w:pPr>
       <w:r>
         <w:rPr>
           <w:rFonts w:ascii="Arial" w:hAnsi="Arial"/>
+          <w:b w:val="0"/>
           <w:i/>
-          <w:color w:val="000000"/>
-          <w:sz w:val="19"/>
+          <w:color w:val="5E6670"/>
+          <w:sz w:val="18"/>
         </w:rPr>
         <w:t>Meridian Advantage Health Plan, Utilization Management</w:t>
       </w:r>
@@ -137,8 +160,18 @@
 <w:ftr xmlns:m="http://schemas.openxmlformats.org/officeDocument/2006/math" xmlns:mc="http://schemas.openxmlformats.org/markup-compatibility/2006" xmlns:mo="http://schemas.microsoft.com/office/mac/office/2008/main" xmlns:mv="urn:schemas-microsoft-com:mac:vml" xmlns:o="urn:schemas-microsoft-com:office:office" xmlns:r="http://schemas.openxmlformats.org/officeDocument/2006/relationships" xmlns:v="urn:schemas-microsoft-com:vml" xmlns:w10="urn:schemas-microsoft-com:office:word" xmlns:w14="http://schemas.microsoft.com/office/word/2010/wordml" xmlns:w="http://schemas.openxmlformats.org/wordprocessingml/2006/main" xmlns:wne="http://schemas.microsoft.com/office/word/2006/wordml" xmlns:wp14="http://schemas.microsoft.com/office/word/2010/wordprocessingDrawing" xmlns:wp="http://schemas.openxmlformats.org/drawingml/2006/wordprocessingDrawing" xmlns:wpc="http://schemas.microsoft.com/office/word/2010/wordprocessingCanvas" xmlns:wpg="http://schemas.microsoft.com/office/word/2010/wordprocessingGroup" xmlns:wpi="http://schemas.microsoft.com/office/word/2010/wordprocessingInk" xmlns:wps="http://schemas.microsoft.com/office/word/2010/wordprocessingShape" mc:Ignorable="w14 wp14">
   <w:p>
     <w:pPr>
-      <w:pStyle w:val="Footer"/>
-    </w:pPr>
+      <w:jc w:val="center"/>
+    </w:pPr>
+    <w:r>
+      <w:rPr>
+        <w:rFonts w:ascii="Arial" w:hAnsi="Arial"/>
+        <w:b w:val="0"/>
+        <w:i w:val="0"/>
+        <w:color w:val="5E6670"/>
+        <w:sz w:val="15"/>
+      </w:rPr>
+      <w:t>Confidential</w:t>
+    </w:r>
   </w:p>
 </w:ftr>
 </file>
@@ -147,8 +180,18 @@
 <w:ftr xmlns:m="http://schemas.openxmlformats.org/officeDocument/2006/math" xmlns:mc="http://schemas.openxmlformats.org/markup-compatibility/2006" xmlns:mo="http://schemas.microsoft.com/office/mac/office/2008/main" xmlns:mv="urn:schemas-microsoft-com:mac:vml" xmlns:o="urn:schemas-microsoft-com:office:office" xmlns:r="http://schemas.openxmlformats.org/officeDocument/2006/relationships" xmlns:v="urn:schemas-microsoft-com:vml" xmlns:w10="urn:schemas-microsoft-com:office:word" xmlns:w14="http://schemas.microsoft.com/office/word/2010/wordml" xmlns:w="http://schemas.openxmlformats.org/wordprocessingml/2006/main" xmlns:wne="http://schemas.microsoft.com/office/word/2006/wordml" xmlns:wp14="http://schemas.microsoft.com/office/word/2010/wordprocessingDrawing" xmlns:wp="http://schemas.openxmlformats.org/drawingml/2006/wordprocessingDrawing" xmlns:wpc="http://schemas.microsoft.com/office/word/2010/wordprocessingCanvas" xmlns:wpg="http://schemas.microsoft.com/office/word/2010/wordprocessingGroup" xmlns:wpi="http://schemas.microsoft.com/office/word/2010/wordprocessingInk" xmlns:wps="http://schemas.microsoft.com/office/word/2010/wordprocessingShape" mc:Ignorable="w14 wp14">
   <w:p>
     <w:pPr>
-      <w:pStyle w:val="Footer"/>
-    </w:pPr>
+      <w:jc w:val="center"/>
+    </w:pPr>
+    <w:r>
+      <w:rPr>
+        <w:rFonts w:ascii="Arial" w:hAnsi="Arial"/>
+        <w:b w:val="0"/>
+        <w:i w:val="0"/>
+        <w:color w:val="5E6670"/>
+        <w:sz w:val="15"/>
+      </w:rPr>
+      <w:t>Confidential</w:t>
+    </w:r>
   </w:p>
 </w:ftr>
 </file>
@@ -157,39 +200,37 @@
 <w:ftr xmlns:m="http://schemas.openxmlformats.org/officeDocument/2006/math" xmlns:mc="http://schemas.openxmlformats.org/markup-compatibility/2006" xmlns:mo="http://schemas.microsoft.com/office/mac/office/2008/main" xmlns:mv="urn:schemas-microsoft-com:mac:vml" xmlns:o="urn:schemas-microsoft-com:office:office" xmlns:r="http://schemas.openxmlformats.org/officeDocument/2006/relationships" xmlns:v="urn:schemas-microsoft-com:vml" xmlns:w10="urn:schemas-microsoft-com:office:word" xmlns:w14="http://schemas.microsoft.com/office/word/2010/wordml" xmlns:w="http://schemas.openxmlformats.org/wordprocessingml/2006/main" xmlns:wne="http://schemas.microsoft.com/office/word/2006/wordml" xmlns:wp14="http://schemas.microsoft.com/office/word/2010/wordprocessingDrawing" xmlns:wp="http://schemas.openxmlformats.org/drawingml/2006/wordprocessingDrawing" xmlns:wpc="http://schemas.microsoft.com/office/word/2010/wordprocessingCanvas" xmlns:wpg="http://schemas.microsoft.com/office/word/2010/wordprocessingGroup" xmlns:wpi="http://schemas.microsoft.com/office/word/2010/wordprocessingInk" xmlns:wps="http://schemas.microsoft.com/office/word/2010/wordprocessingShape" mc:Ignorable="w14 wp14">
   <w:p>
     <w:pPr>
-      <w:pStyle w:val="Footer"/>
-    </w:pPr>
+      <w:jc w:val="center"/>
+    </w:pPr>
+    <w:r>
+      <w:rPr>
+        <w:rFonts w:ascii="Arial" w:hAnsi="Arial"/>
+        <w:b w:val="0"/>
+        <w:i w:val="0"/>
+        <w:color w:val="5E6670"/>
+        <w:sz w:val="15"/>
+      </w:rPr>
+      <w:t>Confidential</w:t>
+    </w:r>
   </w:p>
 </w:ftr>
 </file>
 
 <file path=word/header1.xml><?xml version="1.0" encoding="utf-8"?>
 <w:hdr xmlns:m="http://schemas.openxmlformats.org/officeDocument/2006/math" xmlns:mc="http://schemas.openxmlformats.org/markup-compatibility/2006" xmlns:mo="http://schemas.microsoft.com/office/mac/office/2008/main" xmlns:mv="urn:schemas-microsoft-com:mac:vml" xmlns:o="urn:schemas-microsoft-com:office:office" xmlns:r="http://schemas.openxmlformats.org/officeDocument/2006/relationships" xmlns:v="urn:schemas-microsoft-com:vml" xmlns:w10="urn:schemas-microsoft-com:office:word" xmlns:w14="http://schemas.microsoft.com/office/word/2010/wordml" xmlns:w="http://schemas.openxmlformats.org/wordprocessingml/2006/main" xmlns:wne="http://schemas.microsoft.com/office/word/2006/wordml" xmlns:wp14="http://schemas.microsoft.com/office/word/2010/wordprocessingDrawing" xmlns:wp="http://schemas.openxmlformats.org/drawingml/2006/wordprocessingDrawing" xmlns:wpc="http://schemas.microsoft.com/office/word/2010/wordprocessingCanvas" xmlns:wpg="http://schemas.microsoft.com/office/word/2010/wordprocessingGroup" xmlns:wpi="http://schemas.microsoft.com/office/word/2010/wordprocessingInk" xmlns:wps="http://schemas.microsoft.com/office/word/2010/wordprocessingShape" mc:Ignorable="w14 wp14">
-  <w:p>
-    <w:pPr>
-      <w:pStyle w:val="Header"/>
-    </w:pPr>
-  </w:p>
+  <w:p/>
 </w:hdr>
 </file>
 
 <file path=word/header2.xml><?xml version="1.0" encoding="utf-8"?>
 <w:hdr xmlns:m="http://schemas.openxmlformats.org/officeDocument/2006/math" xmlns:mc="http://schemas.openxmlformats.org/markup-compatibility/2006" xmlns:mo="http://schemas.microsoft.com/office/mac/office/2008/main" xmlns:mv="urn:schemas-microsoft-com:mac:vml" xmlns:o="urn:schemas-microsoft-com:office:office" xmlns:r="http://schemas.openxmlformats.org/officeDocument/2006/relationships" xmlns:v="urn:schemas-microsoft-com:vml" xmlns:w10="urn:schemas-microsoft-com:office:word" xmlns:w14="http://schemas.microsoft.com/office/word/2010/wordml" xmlns:w="http://schemas.openxmlformats.org/wordprocessingml/2006/main" xmlns:wne="http://schemas.microsoft.com/office/word/2006/wordml" xmlns:wp14="http://schemas.microsoft.com/office/word/2010/wordprocessingDrawing" xmlns:wp="http://schemas.openxmlformats.org/drawingml/2006/wordprocessingDrawing" xmlns:wpc="http://schemas.microsoft.com/office/word/2010/wordprocessingCanvas" xmlns:wpg="http://schemas.microsoft.com/office/word/2010/wordprocessingGroup" xmlns:wpi="http://schemas.microsoft.com/office/word/2010/wordprocessingInk" xmlns:wps="http://schemas.microsoft.com/office/word/2010/wordprocessingShape" mc:Ignorable="w14 wp14">
-  <w:p>
-    <w:pPr>
-      <w:pStyle w:val="Header"/>
-    </w:pPr>
-  </w:p>
+  <w:p/>
 </w:hdr>
 </file>
 
 <file path=word/header3.xml><?xml version="1.0" encoding="utf-8"?>
 <w:hdr xmlns:m="http://schemas.openxmlformats.org/officeDocument/2006/math" xmlns:mc="http://schemas.openxmlformats.org/markup-compatibility/2006" xmlns:mo="http://schemas.microsoft.com/office/mac/office/2008/main" xmlns:mv="urn:schemas-microsoft-com:mac:vml" xmlns:o="urn:schemas-microsoft-com:office:office" xmlns:r="http://schemas.openxmlformats.org/officeDocument/2006/relationships" xmlns:v="urn:schemas-microsoft-com:vml" xmlns:w10="urn:schemas-microsoft-com:office:word" xmlns:w14="http://schemas.microsoft.com/office/word/2010/wordml" xmlns:w="http://schemas.openxmlformats.org/wordprocessingml/2006/main" xmlns:wne="http://schemas.microsoft.com/office/word/2006/wordml" xmlns:wp14="http://schemas.microsoft.com/office/word/2010/wordprocessingDrawing" xmlns:wp="http://schemas.openxmlformats.org/drawingml/2006/wordprocessingDrawing" xmlns:wpc="http://schemas.microsoft.com/office/word/2010/wordprocessingCanvas" xmlns:wpg="http://schemas.microsoft.com/office/word/2010/wordprocessingGroup" xmlns:wpi="http://schemas.microsoft.com/office/word/2010/wordprocessingInk" xmlns:wps="http://schemas.microsoft.com/office/word/2010/wordprocessingShape" mc:Ignorable="w14 wp14">
-  <w:p>
-    <w:pPr>
-      <w:pStyle w:val="Header"/>
-    </w:pPr>
-  </w:p>
+  <w:p/>
 </w:hdr>
 </file>
 

--- a/worlds/ondina-vasquell/phase-3-build-task-artifacts/task-files/payer_concurrent_review_request_05252026.docx
+++ b/worlds/ondina-vasquell/phase-3-build-task-artifacts/task-files/payer_concurrent_review_request_05252026.docx
@@ -472,7 +472,7 @@
           <w:color w:val="232830"/>
           <w:sz w:val="18"/>
         </w:rPr>
-        <w:t>Marisol Everet, MD</w:t>
+        <w:t>Lillian Everet, MD</w:t>
       </w:r>
     </w:p>
     <w:p>
